--- a/fixtures/example-hr/example-hr-resume-letter.docx
+++ b/fixtures/example-hr/example-hr-resume-letter.docx
@@ -78,7 +78,7 @@
         <w:rPr>
           <w:rtl w:val="0"/>
         </w:rPr>
-        <w:t xml:space="preserve">HR specialist with five years supporting 300 to 600 employees in manufacturing and health care. Most of my work is recruiting, onboarding and employee relations. SHRM-CP.</w:t>
+        <w:t xml:space="preserve">HR specialist with six years supporting 300 to 600 employees in manufacturing and health care. Most of my work is recruiting, onboarding and employee relations. SHRM-CP.</w:t>
       </w:r>
     </w:p>
     <w:p>

--- a/fixtures/example-hr/example-hr-resume-letter.docx
+++ b/fixtures/example-hr/example-hr-resume-letter.docx
@@ -31,7 +31,7 @@
           <w:rPr>
             <w:rtl w:val="0"/>
           </w:rPr>
-          <w:t xml:space="preserve">lauren.fischer@email.com</w:t>
+          <w:t xml:space="preserve">lauren.fischer@example.com</w:t>
         </w:r>
       </w:hyperlink>
       <w:r>
